--- a/specs/AI协作开发复盘报告_软件工程视角.docx
+++ b/specs/AI协作开发复盘报告_软件工程视角.docx
@@ -177,7 +177,7 @@
     </w:p>
     <w:p>
       <w:pPr>
-        <w:pStyle w:val="Quote"/>
+        <w:pStyle w:val="IntenseQuote"/>
       </w:pPr>
       <w:r>
         <w:t>在当前 HarmonyOS 应用中实现一个与大语言模型（LLM）交互的聊天功能。用户可以通过聊天界面与大模型进行对话，发送问题并获得智能回复。</w:t>
@@ -369,6 +369,66 @@
       </w:pPr>
       <w:r>
         <w:t>阶段二：需求澄清</w:t>
+      </w:r>
+    </w:p>
+    <w:p>
+      <w:pPr>
+        <w:pStyle w:val="Heading2"/>
+      </w:pPr>
+      <w:r>
+        <w:t>用户提供的设计规范</w:t>
+      </w:r>
+    </w:p>
+    <w:p>
+      <w:r>
+        <w:rPr>
+          <w:b/>
+        </w:rPr>
+        <w:t xml:space="preserve">用户输入: </w:t>
+      </w:r>
+      <w:r>
+        <w:rPr>
+          <w:i/>
+        </w:rPr>
+        <w:t>设计必须遵循华为官方规范</w:t>
+      </w:r>
+    </w:p>
+    <w:p>
+      <w:r>
+        <w:t>• 设计最佳实践: https://developer.huawei.com/consumer/cn/doc/design-guides/practices-overview-0000001746498066</w:t>
+      </w:r>
+    </w:p>
+    <w:p>
+      <w:r>
+        <w:t>• UX体验标准: https://developer.huawei.com/consumer/cn/doc/design-guides/ux-guidelines-general-0000001760708152</w:t>
+      </w:r>
+    </w:p>
+    <w:p>
+      <w:pPr>
+        <w:pStyle w:val="Heading3"/>
+      </w:pPr>
+      <w:r>
+        <w:t>AI 理解与执行</w:t>
+      </w:r>
+    </w:p>
+    <w:p>
+      <w:r>
+        <w:t>1. 访问并分析华为官方设计规范文档</w:t>
+      </w:r>
+    </w:p>
+    <w:p>
+      <w:r>
+        <w:t>2. 提取关键 UX 合规要求（点击热区、色彩对比度、字体大小、动效时长等）</w:t>
+      </w:r>
+    </w:p>
+    <w:p>
+      <w:r>
+        <w:t>3. 将规范要求转化为可检查的合规项</w:t>
+      </w:r>
+    </w:p>
+    <w:p>
+      <w:r>
+        <w:t>4. 更新 spec.md，添加"设计规范"和"UX 合规要求"章节</w:t>
       </w:r>
     </w:p>
     <w:p>
@@ -981,7 +1041,7 @@
     </w:p>
     <w:p>
       <w:pPr>
-        <w:pStyle w:val="Quote"/>
+        <w:pStyle w:val="IntenseQuote"/>
       </w:pPr>
       <w:r>
         <w:t>继续执行所有任务，不要中途退出</w:t>
@@ -1715,10 +1775,10 @@
       </w:r>
     </w:p>
     <w:p>
-      <w:pPr>
-        <w:pStyle w:val="Quote"/>
-      </w:pPr>
       <w:r>
+        <w:rPr>
+          <w:i/>
+        </w:rPr>
         <w:t>总结chat应用开发-编译-测试过程中遇到的问题和经验，形成注意事项和skills</w:t>
       </w:r>
     </w:p>
